--- a/COMP5047 individual submission.docx
+++ b/COMP5047 individual submission.docx
@@ -1752,8 +1752,25 @@
             </w:pPr>
             <w:r>
               <w:rPr>
-                <w:rtl w:val="0"/>
-              </w:rPr>
+                <w:rFonts w:ascii="Roboto" w:cs="Roboto" w:eastAsia="Roboto" w:hAnsi="Roboto"/>
+                <w:color w:val="1d2125"/>
+                <w:sz w:val="23"/>
+                <w:szCs w:val="23"/>
+                <w:shd w:fill="fafafa" w:val="clear"/>
+                <w:rtl w:val="0"/>
+              </w:rPr>
+              <w:t xml:space="preserve">19338964</w:t>
+            </w:r>
+            <w:r>
+              <w:rPr>
+                <w:rFonts w:ascii="Arial" w:cs="Arial" w:eastAsia="Arial" w:hAnsi="Arial"/>
+                <w:b w:val="1"/>
+                <w:bCs w:val="1"/>
+                <w:sz w:val="22"/>
+                <w:szCs w:val="22"/>
+                <w:rtl w:val="0"/>
+              </w:rPr>
+              <w:t xml:space="preserve"> </w:t>
             </w:r>
           </w:p>
         </w:tc>
@@ -1771,8 +1788,14 @@
             </w:pPr>
             <w:r>
               <w:rPr>
-                <w:rtl w:val="0"/>
-              </w:rPr>
+                <w:rFonts w:ascii="Arial" w:cs="Arial" w:eastAsia="Arial" w:hAnsi="Arial"/>
+                <w:b w:val="1"/>
+                <w:bCs w:val="1"/>
+                <w:sz w:val="22"/>
+                <w:szCs w:val="22"/>
+                <w:rtl w:val="0"/>
+              </w:rPr>
+              <w:t xml:space="preserve">Kyrese Holmes</w:t>
             </w:r>
           </w:p>
         </w:tc>
@@ -1796,8 +1819,14 @@
             </w:pPr>
             <w:r>
               <w:rPr>
-                <w:rtl w:val="0"/>
-              </w:rPr>
+                <w:rFonts w:ascii="Arial" w:cs="Arial" w:eastAsia="Arial" w:hAnsi="Arial"/>
+                <w:b w:val="1"/>
+                <w:bCs w:val="1"/>
+                <w:sz w:val="22"/>
+                <w:szCs w:val="22"/>
+                <w:rtl w:val="0"/>
+              </w:rPr>
+              <w:t xml:space="preserve">Platform operator</w:t>
             </w:r>
           </w:p>
         </w:tc>
@@ -1847,8 +1876,25 @@
             </w:pPr>
             <w:r>
               <w:rPr>
-                <w:rtl w:val="0"/>
-              </w:rPr>
+                <w:rFonts w:ascii="Roboto" w:cs="Roboto" w:eastAsia="Roboto" w:hAnsi="Roboto"/>
+                <w:color w:val="1d2125"/>
+                <w:sz w:val="23"/>
+                <w:szCs w:val="23"/>
+                <w:shd w:fill="fafafa" w:val="clear"/>
+                <w:rtl w:val="0"/>
+              </w:rPr>
+              <w:t xml:space="preserve">19380361</w:t>
+            </w:r>
+            <w:r>
+              <w:rPr>
+                <w:rFonts w:ascii="Arial" w:cs="Arial" w:eastAsia="Arial" w:hAnsi="Arial"/>
+                <w:b w:val="1"/>
+                <w:bCs w:val="1"/>
+                <w:sz w:val="22"/>
+                <w:szCs w:val="22"/>
+                <w:rtl w:val="0"/>
+              </w:rPr>
+              <w:t xml:space="preserve"> </w:t>
             </w:r>
           </w:p>
         </w:tc>
@@ -1866,8 +1912,14 @@
             </w:pPr>
             <w:r>
               <w:rPr>
-                <w:rtl w:val="0"/>
-              </w:rPr>
+                <w:rFonts w:ascii="Arial" w:cs="Arial" w:eastAsia="Arial" w:hAnsi="Arial"/>
+                <w:b w:val="1"/>
+                <w:bCs w:val="1"/>
+                <w:sz w:val="22"/>
+                <w:szCs w:val="22"/>
+                <w:rtl w:val="0"/>
+              </w:rPr>
+              <w:t xml:space="preserve">Teo Yanik</w:t>
             </w:r>
           </w:p>
         </w:tc>
@@ -1891,8 +1943,14 @@
             </w:pPr>
             <w:r>
               <w:rPr>
-                <w:rtl w:val="0"/>
-              </w:rPr>
+                <w:rFonts w:ascii="Arial" w:cs="Arial" w:eastAsia="Arial" w:hAnsi="Arial"/>
+                <w:b w:val="1"/>
+                <w:bCs w:val="1"/>
+                <w:sz w:val="22"/>
+                <w:szCs w:val="22"/>
+                <w:rtl w:val="0"/>
+              </w:rPr>
+              <w:t xml:space="preserve">Warden</w:t>
             </w:r>
           </w:p>
         </w:tc>
@@ -1942,8 +2000,25 @@
             </w:pPr>
             <w:r>
               <w:rPr>
-                <w:rtl w:val="0"/>
-              </w:rPr>
+                <w:rFonts w:ascii="Roboto" w:cs="Roboto" w:eastAsia="Roboto" w:hAnsi="Roboto"/>
+                <w:color w:val="1d2125"/>
+                <w:sz w:val="23"/>
+                <w:szCs w:val="23"/>
+                <w:shd w:fill="fafafa" w:val="clear"/>
+                <w:rtl w:val="0"/>
+              </w:rPr>
+              <w:t xml:space="preserve">19360793</w:t>
+            </w:r>
+            <w:r>
+              <w:rPr>
+                <w:rFonts w:ascii="Arial" w:cs="Arial" w:eastAsia="Arial" w:hAnsi="Arial"/>
+                <w:b w:val="1"/>
+                <w:bCs w:val="1"/>
+                <w:sz w:val="22"/>
+                <w:szCs w:val="22"/>
+                <w:rtl w:val="0"/>
+              </w:rPr>
+              <w:t xml:space="preserve"> </w:t>
             </w:r>
           </w:p>
         </w:tc>
@@ -1961,8 +2036,14 @@
             </w:pPr>
             <w:r>
               <w:rPr>
-                <w:rtl w:val="0"/>
-              </w:rPr>
+                <w:rFonts w:ascii="Arial" w:cs="Arial" w:eastAsia="Arial" w:hAnsi="Arial"/>
+                <w:b w:val="1"/>
+                <w:bCs w:val="1"/>
+                <w:sz w:val="22"/>
+                <w:szCs w:val="22"/>
+                <w:rtl w:val="0"/>
+              </w:rPr>
+              <w:t xml:space="preserve">Arabella Stewart</w:t>
             </w:r>
           </w:p>
         </w:tc>
@@ -1986,8 +2067,14 @@
             </w:pPr>
             <w:r>
               <w:rPr>
-                <w:rtl w:val="0"/>
-              </w:rPr>
+                <w:rFonts w:ascii="Arial" w:cs="Arial" w:eastAsia="Arial" w:hAnsi="Arial"/>
+                <w:b w:val="1"/>
+                <w:bCs w:val="1"/>
+                <w:sz w:val="22"/>
+                <w:szCs w:val="22"/>
+                <w:rtl w:val="0"/>
+              </w:rPr>
+              <w:t xml:space="preserve">Student</w:t>
             </w:r>
           </w:p>
         </w:tc>
@@ -2037,8 +2124,25 @@
             </w:pPr>
             <w:r>
               <w:rPr>
-                <w:rtl w:val="0"/>
-              </w:rPr>
+                <w:rFonts w:ascii="Roboto" w:cs="Roboto" w:eastAsia="Roboto" w:hAnsi="Roboto"/>
+                <w:color w:val="1d2125"/>
+                <w:sz w:val="23"/>
+                <w:szCs w:val="23"/>
+                <w:shd w:fill="fafafa" w:val="clear"/>
+                <w:rtl w:val="0"/>
+              </w:rPr>
+              <w:t xml:space="preserve">19320598</w:t>
+            </w:r>
+            <w:r>
+              <w:rPr>
+                <w:rFonts w:ascii="Arial" w:cs="Arial" w:eastAsia="Arial" w:hAnsi="Arial"/>
+                <w:b w:val="1"/>
+                <w:bCs w:val="1"/>
+                <w:sz w:val="22"/>
+                <w:szCs w:val="22"/>
+                <w:rtl w:val="0"/>
+              </w:rPr>
+              <w:t xml:space="preserve"> </w:t>
             </w:r>
           </w:p>
         </w:tc>
@@ -2056,8 +2160,14 @@
             </w:pPr>
             <w:r>
               <w:rPr>
-                <w:rtl w:val="0"/>
-              </w:rPr>
+                <w:rFonts w:ascii="Arial" w:cs="Arial" w:eastAsia="Arial" w:hAnsi="Arial"/>
+                <w:b w:val="1"/>
+                <w:bCs w:val="1"/>
+                <w:sz w:val="22"/>
+                <w:szCs w:val="22"/>
+                <w:rtl w:val="0"/>
+              </w:rPr>
+              <w:t xml:space="preserve">Fraser Ross</w:t>
             </w:r>
           </w:p>
         </w:tc>
@@ -2081,8 +2191,14 @@
             </w:pPr>
             <w:r>
               <w:rPr>
-                <w:rtl w:val="0"/>
-              </w:rPr>
+                <w:rFonts w:ascii="Arial" w:cs="Arial" w:eastAsia="Arial" w:hAnsi="Arial"/>
+                <w:b w:val="1"/>
+                <w:bCs w:val="1"/>
+                <w:sz w:val="22"/>
+                <w:szCs w:val="22"/>
+                <w:rtl w:val="0"/>
+              </w:rPr>
+              <w:t xml:space="preserve">Accomodation officen</w:t>
             </w:r>
           </w:p>
         </w:tc>
@@ -2187,52 +2303,113 @@
                 <wp:positionV relativeFrom="paragraph">
                   <wp:posOffset>268288</wp:posOffset>
                 </wp:positionV>
-                <wp:extent cx="276225" cy="276225"/>
+                <wp:extent cx="276225" cy="301336"/>
                 <wp:effectExtent b="0" l="0" r="0" t="0"/>
                 <wp:wrapSquare wrapText="bothSides" distB="0" distT="0" distL="114300" distR="114300"/>
                 <wp:docPr id="1" name=""/>
                 <a:graphic>
-                  <a:graphicData uri="http://schemas.microsoft.com/office/word/2010/wordprocessingShape">
-                    <wps:wsp>
-                      <wps:cNvSpPr/>
-                      <wps:cNvPr id="2" name="Shape 2"/>
-                      <wps:spPr>
+                  <a:graphicData uri="http://schemas.microsoft.com/office/word/2010/wordprocessingGroup">
+                    <wpg:wgp>
+                      <wpg:cNvGrpSpPr/>
+                      <wpg:grpSpPr>
                         <a:xfrm>
-                          <a:off x="5212650" y="3646650"/>
-                          <a:ext cx="266700" cy="266700"/>
+                          <a:off x="5207875" y="3584525"/>
+                          <a:ext cx="276225" cy="301336"/>
+                          <a:chOff x="5207875" y="3584525"/>
+                          <a:chExt cx="303200" cy="333600"/>
                         </a:xfrm>
-                        <a:prstGeom prst="rect">
-                          <a:avLst/>
-                        </a:prstGeom>
-                        <a:solidFill>
-                          <a:srgbClr val="FFFFFF"/>
-                        </a:solidFill>
-                        <a:ln cap="flat" cmpd="sng" w="9525">
+                      </wpg:grpSpPr>
+                      <wps:wsp>
+                        <wps:cNvSpPr/>
+                        <wps:cNvPr id="2" name="Shape 2"/>
+                        <wps:spPr>
+                          <a:xfrm>
+                            <a:off x="5212650" y="3646650"/>
+                            <a:ext cx="266700" cy="266700"/>
+                          </a:xfrm>
+                          <a:prstGeom prst="rect">
+                            <a:avLst/>
+                          </a:prstGeom>
                           <a:solidFill>
-                            <a:srgbClr val="000000"/>
+                            <a:srgbClr val="FFFFFF"/>
                           </a:solidFill>
-                          <a:prstDash val="solid"/>
-                          <a:miter lim="8000"/>
-                          <a:headEnd len="sm" w="sm" type="none"/>
-                          <a:tailEnd len="sm" w="sm" type="none"/>
-                        </a:ln>
-                      </wps:spPr>
-                      <wps:txbx>
-                        <w:txbxContent>
-                          <w:p>
-                            <w:pPr>
-                              <w:spacing w:after="0" w:before="0" w:line="240"/>
-                              <w:ind w:left="0" w:right="0" w:firstLine="0"/>
-                              <w:jc w:val="left"/>
-                              <w:textDirection w:val="btLr"/>
-                            </w:pPr>
-                          </w:p>
-                        </w:txbxContent>
-                      </wps:txbx>
-                      <wps:bodyPr anchorCtr="0" anchor="ctr" bIns="91425" lIns="91425" spcFirstLastPara="1" rIns="91425" wrap="square" tIns="91425">
-                        <a:noAutofit/>
-                      </wps:bodyPr>
-                    </wps:wsp>
+                          <a:ln cap="flat" cmpd="sng" w="9525">
+                            <a:solidFill>
+                              <a:srgbClr val="000000"/>
+                            </a:solidFill>
+                            <a:prstDash val="solid"/>
+                            <a:miter lim="8000"/>
+                            <a:headEnd len="sm" w="sm" type="none"/>
+                            <a:tailEnd len="sm" w="sm" type="none"/>
+                          </a:ln>
+                        </wps:spPr>
+                        <wps:txbx>
+                          <w:txbxContent>
+                            <w:p>
+                              <w:pPr>
+                                <w:spacing w:after="0" w:before="0" w:line="240"/>
+                                <w:ind w:left="0" w:right="0" w:firstLine="0"/>
+                                <w:jc w:val="left"/>
+                                <w:textDirection w:val="btLr"/>
+                              </w:pPr>
+                            </w:p>
+                          </w:txbxContent>
+                        </wps:txbx>
+                        <wps:bodyPr anchorCtr="0" anchor="ctr" bIns="91425" lIns="91425" spcFirstLastPara="1" rIns="91425" wrap="square" tIns="91425">
+                          <a:noAutofit/>
+                        </wps:bodyPr>
+                      </wps:wsp>
+                      <wps:wsp>
+                        <wps:cNvCnPr/>
+                        <wps:spPr>
+                          <a:xfrm>
+                            <a:off x="5212650" y="3780000"/>
+                            <a:ext cx="133500" cy="133500"/>
+                          </a:xfrm>
+                          <a:prstGeom prst="straightConnector1">
+                            <a:avLst/>
+                          </a:prstGeom>
+                          <a:noFill/>
+                          <a:ln cap="flat" cmpd="sng" w="9525">
+                            <a:solidFill>
+                              <a:srgbClr val="000000"/>
+                            </a:solidFill>
+                            <a:prstDash val="solid"/>
+                            <a:round/>
+                            <a:headEnd len="med" w="med" type="none"/>
+                            <a:tailEnd len="med" w="med" type="none"/>
+                          </a:ln>
+                        </wps:spPr>
+                        <wps:bodyPr anchorCtr="0" anchor="ctr" bIns="91425" lIns="91425" spcFirstLastPara="1" rIns="91425" wrap="square" tIns="91425">
+                          <a:noAutofit/>
+                        </wps:bodyPr>
+                      </wps:wsp>
+                      <wps:wsp>
+                        <wps:cNvCnPr/>
+                        <wps:spPr>
+                          <a:xfrm flipH="1" rot="10800000">
+                            <a:off x="5346000" y="3586650"/>
+                            <a:ext cx="160800" cy="326700"/>
+                          </a:xfrm>
+                          <a:prstGeom prst="straightConnector1">
+                            <a:avLst/>
+                          </a:prstGeom>
+                          <a:noFill/>
+                          <a:ln cap="flat" cmpd="sng" w="9525">
+                            <a:solidFill>
+                              <a:srgbClr val="000000"/>
+                            </a:solidFill>
+                            <a:prstDash val="solid"/>
+                            <a:round/>
+                            <a:headEnd len="med" w="med" type="none"/>
+                            <a:tailEnd len="med" w="med" type="none"/>
+                          </a:ln>
+                        </wps:spPr>
+                        <wps:bodyPr anchorCtr="0" anchor="ctr" bIns="91425" lIns="91425" spcFirstLastPara="1" rIns="91425" wrap="square" tIns="91425">
+                          <a:noAutofit/>
+                        </wps:bodyPr>
+                      </wps:wsp>
+                    </wpg:wgp>
                   </a:graphicData>
                 </a:graphic>
               </wp:anchor>
@@ -2248,7 +2425,7 @@
                 <wp:positionV relativeFrom="paragraph">
                   <wp:posOffset>268288</wp:posOffset>
                 </wp:positionV>
-                <wp:extent cx="276225" cy="276225"/>
+                <wp:extent cx="276225" cy="301336"/>
                 <wp:effectExtent b="0" l="0" r="0" t="0"/>
                 <wp:wrapSquare wrapText="bothSides" distB="0" distT="0" distL="114300" distR="114300"/>
                 <wp:docPr id="1" name="image2.png"/>
@@ -2269,7 +2446,7 @@
                       <pic:spPr>
                         <a:xfrm>
                           <a:off x="0" y="0"/>
-                          <a:ext cx="276225" cy="276225"/>
+                          <a:ext cx="276225" cy="301336"/>
                         </a:xfrm>
                         <a:prstGeom prst="rect"/>
                         <a:ln/>
@@ -2972,6 +3149,1817 @@
         <w:rPr>
           <w:rtl w:val="0"/>
         </w:rPr>
+      </w:r>
+    </w:p>
+    <w:p>
+      <w:pPr>
+        <w:rPr>
+          <w:rFonts w:ascii="Arial" w:cs="Arial" w:eastAsia="Arial" w:hAnsi="Arial"/>
+          <w:b w:val="1"/>
+          <w:bCs w:val="1"/>
+          <w:sz w:val="22"/>
+          <w:szCs w:val="22"/>
+        </w:rPr>
+      </w:pPr>
+      <w:r>
+        <w:rPr>
+          <w:rtl w:val="0"/>
+        </w:rPr>
+      </w:r>
+    </w:p>
+    <w:p>
+      <w:pPr>
+        <w:rPr>
+          <w:rFonts w:ascii="Arial" w:cs="Arial" w:eastAsia="Arial" w:hAnsi="Arial"/>
+          <w:b w:val="1"/>
+          <w:bCs w:val="1"/>
+          <w:sz w:val="22"/>
+          <w:szCs w:val="22"/>
+        </w:rPr>
+      </w:pPr>
+      <w:r>
+        <w:rPr>
+          <w:rtl w:val="0"/>
+        </w:rPr>
+      </w:r>
+    </w:p>
+    <w:p>
+      <w:pPr>
+        <w:rPr>
+          <w:rFonts w:ascii="Arial" w:cs="Arial" w:eastAsia="Arial" w:hAnsi="Arial"/>
+          <w:b w:val="1"/>
+          <w:bCs w:val="1"/>
+          <w:sz w:val="22"/>
+          <w:szCs w:val="22"/>
+        </w:rPr>
+      </w:pPr>
+      <w:r>
+        <w:rPr>
+          <w:rtl w:val="0"/>
+        </w:rPr>
+      </w:r>
+    </w:p>
+    <w:p>
+      <w:pPr>
+        <w:rPr>
+          <w:rFonts w:ascii="Arial" w:cs="Arial" w:eastAsia="Arial" w:hAnsi="Arial"/>
+          <w:b w:val="1"/>
+          <w:bCs w:val="1"/>
+          <w:sz w:val="22"/>
+          <w:szCs w:val="22"/>
+        </w:rPr>
+      </w:pPr>
+      <w:r>
+        <w:rPr>
+          <w:rtl w:val="0"/>
+        </w:rPr>
+      </w:r>
+    </w:p>
+    <w:p>
+      <w:pPr>
+        <w:rPr>
+          <w:rFonts w:ascii="Arial" w:cs="Arial" w:eastAsia="Arial" w:hAnsi="Arial"/>
+          <w:b w:val="1"/>
+          <w:bCs w:val="1"/>
+          <w:sz w:val="22"/>
+          <w:szCs w:val="22"/>
+        </w:rPr>
+      </w:pPr>
+      <w:r>
+        <w:rPr>
+          <w:rtl w:val="0"/>
+        </w:rPr>
+      </w:r>
+    </w:p>
+    <w:p>
+      <w:pPr>
+        <w:rPr>
+          <w:rFonts w:ascii="Arial" w:cs="Arial" w:eastAsia="Arial" w:hAnsi="Arial"/>
+          <w:b w:val="1"/>
+          <w:bCs w:val="1"/>
+          <w:sz w:val="22"/>
+          <w:szCs w:val="22"/>
+        </w:rPr>
+      </w:pPr>
+      <w:r>
+        <w:rPr>
+          <w:rtl w:val="0"/>
+        </w:rPr>
+      </w:r>
+    </w:p>
+    <w:p>
+      <w:pPr>
+        <w:rPr>
+          <w:rFonts w:ascii="Arial" w:cs="Arial" w:eastAsia="Arial" w:hAnsi="Arial"/>
+          <w:b w:val="1"/>
+          <w:bCs w:val="1"/>
+          <w:sz w:val="22"/>
+          <w:szCs w:val="22"/>
+        </w:rPr>
+      </w:pPr>
+      <w:r>
+        <w:rPr>
+          <w:rtl w:val="0"/>
+        </w:rPr>
+      </w:r>
+    </w:p>
+    <w:p>
+      <w:pPr>
+        <w:rPr>
+          <w:rFonts w:ascii="Arial" w:cs="Arial" w:eastAsia="Arial" w:hAnsi="Arial"/>
+          <w:b w:val="1"/>
+          <w:bCs w:val="1"/>
+          <w:sz w:val="22"/>
+          <w:szCs w:val="22"/>
+        </w:rPr>
+      </w:pPr>
+      <w:r>
+        <w:rPr>
+          <w:rtl w:val="0"/>
+        </w:rPr>
+      </w:r>
+    </w:p>
+    <w:p>
+      <w:pPr>
+        <w:rPr>
+          <w:rFonts w:ascii="Arial" w:cs="Arial" w:eastAsia="Arial" w:hAnsi="Arial"/>
+          <w:b w:val="1"/>
+          <w:bCs w:val="1"/>
+          <w:sz w:val="22"/>
+          <w:szCs w:val="22"/>
+        </w:rPr>
+      </w:pPr>
+      <w:r>
+        <w:rPr>
+          <w:rtl w:val="0"/>
+        </w:rPr>
+      </w:r>
+    </w:p>
+    <w:p>
+      <w:pPr>
+        <w:rPr>
+          <w:rFonts w:ascii="Arial" w:cs="Arial" w:eastAsia="Arial" w:hAnsi="Arial"/>
+          <w:b w:val="1"/>
+          <w:bCs w:val="1"/>
+          <w:sz w:val="22"/>
+          <w:szCs w:val="22"/>
+        </w:rPr>
+      </w:pPr>
+      <w:r>
+        <w:rPr>
+          <w:rtl w:val="0"/>
+        </w:rPr>
+      </w:r>
+    </w:p>
+    <w:p>
+      <w:pPr>
+        <w:rPr>
+          <w:rFonts w:ascii="Arial" w:cs="Arial" w:eastAsia="Arial" w:hAnsi="Arial"/>
+          <w:b w:val="1"/>
+          <w:bCs w:val="1"/>
+          <w:sz w:val="22"/>
+          <w:szCs w:val="22"/>
+        </w:rPr>
+      </w:pPr>
+      <w:r>
+        <w:rPr>
+          <w:rtl w:val="0"/>
+        </w:rPr>
+      </w:r>
+    </w:p>
+    <w:p>
+      <w:pPr>
+        <w:rPr>
+          <w:rFonts w:ascii="Arial" w:cs="Arial" w:eastAsia="Arial" w:hAnsi="Arial"/>
+          <w:b w:val="1"/>
+          <w:bCs w:val="1"/>
+          <w:sz w:val="22"/>
+          <w:szCs w:val="22"/>
+        </w:rPr>
+      </w:pPr>
+      <w:r>
+        <w:rPr>
+          <w:rtl w:val="0"/>
+        </w:rPr>
+      </w:r>
+    </w:p>
+    <w:p>
+      <w:pPr>
+        <w:rPr>
+          <w:rFonts w:ascii="Arial" w:cs="Arial" w:eastAsia="Arial" w:hAnsi="Arial"/>
+          <w:b w:val="1"/>
+          <w:bCs w:val="1"/>
+          <w:sz w:val="22"/>
+          <w:szCs w:val="22"/>
+        </w:rPr>
+      </w:pPr>
+      <w:r>
+        <w:rPr>
+          <w:rtl w:val="0"/>
+        </w:rPr>
+      </w:r>
+    </w:p>
+    <w:p>
+      <w:pPr>
+        <w:rPr>
+          <w:rFonts w:ascii="Arial" w:cs="Arial" w:eastAsia="Arial" w:hAnsi="Arial"/>
+          <w:b w:val="1"/>
+          <w:bCs w:val="1"/>
+          <w:sz w:val="22"/>
+          <w:szCs w:val="22"/>
+        </w:rPr>
+      </w:pPr>
+      <w:r>
+        <w:rPr>
+          <w:rtl w:val="0"/>
+        </w:rPr>
+      </w:r>
+    </w:p>
+    <w:p>
+      <w:pPr>
+        <w:rPr>
+          <w:rFonts w:ascii="Arial" w:cs="Arial" w:eastAsia="Arial" w:hAnsi="Arial"/>
+          <w:b w:val="1"/>
+          <w:bCs w:val="1"/>
+          <w:sz w:val="22"/>
+          <w:szCs w:val="22"/>
+        </w:rPr>
+      </w:pPr>
+      <w:r>
+        <w:rPr>
+          <w:rtl w:val="0"/>
+        </w:rPr>
+      </w:r>
+    </w:p>
+    <w:p>
+      <w:pPr>
+        <w:rPr>
+          <w:rFonts w:ascii="Arial" w:cs="Arial" w:eastAsia="Arial" w:hAnsi="Arial"/>
+          <w:b w:val="1"/>
+          <w:bCs w:val="1"/>
+          <w:sz w:val="22"/>
+          <w:szCs w:val="22"/>
+        </w:rPr>
+      </w:pPr>
+      <w:r>
+        <w:rPr>
+          <w:rtl w:val="0"/>
+        </w:rPr>
+      </w:r>
+    </w:p>
+    <w:p>
+      <w:pPr>
+        <w:rPr>
+          <w:rFonts w:ascii="Arial" w:cs="Arial" w:eastAsia="Arial" w:hAnsi="Arial"/>
+          <w:b w:val="1"/>
+          <w:bCs w:val="1"/>
+          <w:sz w:val="22"/>
+          <w:szCs w:val="22"/>
+        </w:rPr>
+      </w:pPr>
+      <w:r>
+        <w:rPr>
+          <w:rtl w:val="0"/>
+        </w:rPr>
+      </w:r>
+    </w:p>
+    <w:p>
+      <w:pPr>
+        <w:rPr>
+          <w:rFonts w:ascii="Arial" w:cs="Arial" w:eastAsia="Arial" w:hAnsi="Arial"/>
+          <w:b w:val="1"/>
+          <w:bCs w:val="1"/>
+          <w:sz w:val="22"/>
+          <w:szCs w:val="22"/>
+        </w:rPr>
+      </w:pPr>
+      <w:r>
+        <w:rPr>
+          <w:rtl w:val="0"/>
+        </w:rPr>
+      </w:r>
+    </w:p>
+    <w:p>
+      <w:pPr>
+        <w:rPr>
+          <w:rFonts w:ascii="Arial" w:cs="Arial" w:eastAsia="Arial" w:hAnsi="Arial"/>
+          <w:b w:val="1"/>
+          <w:bCs w:val="1"/>
+          <w:sz w:val="22"/>
+          <w:szCs w:val="22"/>
+        </w:rPr>
+      </w:pPr>
+      <w:r>
+        <w:rPr>
+          <w:rtl w:val="0"/>
+        </w:rPr>
+      </w:r>
+    </w:p>
+    <w:p>
+      <w:pPr>
+        <w:rPr>
+          <w:rFonts w:ascii="Arial" w:cs="Arial" w:eastAsia="Arial" w:hAnsi="Arial"/>
+          <w:b w:val="1"/>
+          <w:bCs w:val="1"/>
+          <w:sz w:val="22"/>
+          <w:szCs w:val="22"/>
+        </w:rPr>
+      </w:pPr>
+      <w:r>
+        <w:rPr>
+          <w:rtl w:val="0"/>
+        </w:rPr>
+      </w:r>
+    </w:p>
+    <w:p>
+      <w:pPr>
+        <w:rPr>
+          <w:rFonts w:ascii="Arial" w:cs="Arial" w:eastAsia="Arial" w:hAnsi="Arial"/>
+          <w:b w:val="1"/>
+          <w:bCs w:val="1"/>
+          <w:sz w:val="22"/>
+          <w:szCs w:val="22"/>
+        </w:rPr>
+      </w:pPr>
+      <w:r>
+        <w:rPr>
+          <w:rtl w:val="0"/>
+        </w:rPr>
+      </w:r>
+    </w:p>
+    <w:p>
+      <w:pPr>
+        <w:rPr>
+          <w:rFonts w:ascii="Arial" w:cs="Arial" w:eastAsia="Arial" w:hAnsi="Arial"/>
+          <w:b w:val="1"/>
+          <w:bCs w:val="1"/>
+          <w:sz w:val="22"/>
+          <w:szCs w:val="22"/>
+        </w:rPr>
+      </w:pPr>
+      <w:r>
+        <w:rPr>
+          <w:rtl w:val="0"/>
+        </w:rPr>
+      </w:r>
+    </w:p>
+    <w:p>
+      <w:pPr>
+        <w:rPr>
+          <w:rFonts w:ascii="Arial" w:cs="Arial" w:eastAsia="Arial" w:hAnsi="Arial"/>
+          <w:b w:val="1"/>
+          <w:bCs w:val="1"/>
+          <w:sz w:val="22"/>
+          <w:szCs w:val="22"/>
+        </w:rPr>
+      </w:pPr>
+      <w:r>
+        <w:rPr>
+          <w:rtl w:val="0"/>
+        </w:rPr>
+      </w:r>
+    </w:p>
+    <w:p>
+      <w:pPr>
+        <w:rPr>
+          <w:rFonts w:ascii="Arial" w:cs="Arial" w:eastAsia="Arial" w:hAnsi="Arial"/>
+          <w:b w:val="1"/>
+          <w:bCs w:val="1"/>
+          <w:sz w:val="22"/>
+          <w:szCs w:val="22"/>
+        </w:rPr>
+      </w:pPr>
+      <w:r>
+        <w:rPr>
+          <w:rtl w:val="0"/>
+        </w:rPr>
+      </w:r>
+    </w:p>
+    <w:p>
+      <w:pPr>
+        <w:rPr>
+          <w:rFonts w:ascii="Arial" w:cs="Arial" w:eastAsia="Arial" w:hAnsi="Arial"/>
+          <w:b w:val="1"/>
+          <w:bCs w:val="1"/>
+          <w:sz w:val="22"/>
+          <w:szCs w:val="22"/>
+        </w:rPr>
+      </w:pPr>
+      <w:r>
+        <w:rPr>
+          <w:rtl w:val="0"/>
+        </w:rPr>
+      </w:r>
+    </w:p>
+    <w:p>
+      <w:pPr>
+        <w:rPr>
+          <w:rFonts w:ascii="Arial" w:cs="Arial" w:eastAsia="Arial" w:hAnsi="Arial"/>
+          <w:b w:val="1"/>
+          <w:bCs w:val="1"/>
+          <w:sz w:val="22"/>
+          <w:szCs w:val="22"/>
+        </w:rPr>
+      </w:pPr>
+      <w:r>
+        <w:rPr>
+          <w:rtl w:val="0"/>
+        </w:rPr>
+      </w:r>
+    </w:p>
+    <w:p>
+      <w:pPr>
+        <w:rPr>
+          <w:rFonts w:ascii="Arial" w:cs="Arial" w:eastAsia="Arial" w:hAnsi="Arial"/>
+          <w:b w:val="1"/>
+          <w:bCs w:val="1"/>
+          <w:sz w:val="22"/>
+          <w:szCs w:val="22"/>
+        </w:rPr>
+      </w:pPr>
+      <w:r>
+        <w:rPr>
+          <w:rtl w:val="0"/>
+        </w:rPr>
+      </w:r>
+    </w:p>
+    <w:p>
+      <w:pPr>
+        <w:rPr>
+          <w:rFonts w:ascii="Arial" w:cs="Arial" w:eastAsia="Arial" w:hAnsi="Arial"/>
+          <w:b w:val="1"/>
+          <w:bCs w:val="1"/>
+          <w:sz w:val="22"/>
+          <w:szCs w:val="22"/>
+        </w:rPr>
+      </w:pPr>
+      <w:r>
+        <w:rPr>
+          <w:rtl w:val="0"/>
+        </w:rPr>
+      </w:r>
+    </w:p>
+    <w:p>
+      <w:pPr>
+        <w:rPr>
+          <w:rFonts w:ascii="Arial" w:cs="Arial" w:eastAsia="Arial" w:hAnsi="Arial"/>
+          <w:b w:val="1"/>
+          <w:bCs w:val="1"/>
+          <w:sz w:val="22"/>
+          <w:szCs w:val="22"/>
+        </w:rPr>
+      </w:pPr>
+      <w:r>
+        <w:rPr>
+          <w:rtl w:val="0"/>
+        </w:rPr>
+      </w:r>
+    </w:p>
+    <w:p>
+      <w:pPr>
+        <w:rPr>
+          <w:rFonts w:ascii="Arial" w:cs="Arial" w:eastAsia="Arial" w:hAnsi="Arial"/>
+          <w:b w:val="1"/>
+          <w:bCs w:val="1"/>
+          <w:sz w:val="22"/>
+          <w:szCs w:val="22"/>
+        </w:rPr>
+      </w:pPr>
+      <w:r>
+        <w:rPr>
+          <w:rtl w:val="0"/>
+        </w:rPr>
+      </w:r>
+    </w:p>
+    <w:p>
+      <w:pPr>
+        <w:rPr>
+          <w:rFonts w:ascii="Arial" w:cs="Arial" w:eastAsia="Arial" w:hAnsi="Arial"/>
+          <w:b w:val="1"/>
+          <w:bCs w:val="1"/>
+          <w:sz w:val="22"/>
+          <w:szCs w:val="22"/>
+        </w:rPr>
+      </w:pPr>
+      <w:r>
+        <w:rPr>
+          <w:rtl w:val="0"/>
+        </w:rPr>
+      </w:r>
+    </w:p>
+    <w:p>
+      <w:pPr>
+        <w:rPr>
+          <w:rFonts w:ascii="Arial" w:cs="Arial" w:eastAsia="Arial" w:hAnsi="Arial"/>
+          <w:b w:val="1"/>
+          <w:bCs w:val="1"/>
+          <w:sz w:val="22"/>
+          <w:szCs w:val="22"/>
+        </w:rPr>
+      </w:pPr>
+      <w:r>
+        <w:rPr>
+          <w:rtl w:val="0"/>
+        </w:rPr>
+      </w:r>
+    </w:p>
+    <w:p>
+      <w:pPr>
+        <w:rPr>
+          <w:rFonts w:ascii="Arial" w:cs="Arial" w:eastAsia="Arial" w:hAnsi="Arial"/>
+          <w:b w:val="1"/>
+          <w:bCs w:val="1"/>
+          <w:sz w:val="22"/>
+          <w:szCs w:val="22"/>
+        </w:rPr>
+      </w:pPr>
+      <w:r>
+        <w:rPr>
+          <w:rtl w:val="0"/>
+        </w:rPr>
+      </w:r>
+    </w:p>
+    <w:p>
+      <w:pPr>
+        <w:rPr>
+          <w:rFonts w:ascii="Arial" w:cs="Arial" w:eastAsia="Arial" w:hAnsi="Arial"/>
+          <w:b w:val="1"/>
+          <w:bCs w:val="1"/>
+          <w:sz w:val="22"/>
+          <w:szCs w:val="22"/>
+        </w:rPr>
+      </w:pPr>
+      <w:r>
+        <w:rPr>
+          <w:rtl w:val="0"/>
+        </w:rPr>
+      </w:r>
+    </w:p>
+    <w:p>
+      <w:pPr>
+        <w:rPr>
+          <w:rFonts w:ascii="Arial" w:cs="Arial" w:eastAsia="Arial" w:hAnsi="Arial"/>
+          <w:b w:val="1"/>
+          <w:bCs w:val="1"/>
+          <w:sz w:val="22"/>
+          <w:szCs w:val="22"/>
+        </w:rPr>
+      </w:pPr>
+      <w:r>
+        <w:rPr>
+          <w:rtl w:val="0"/>
+        </w:rPr>
+      </w:r>
+    </w:p>
+    <w:p>
+      <w:pPr>
+        <w:rPr>
+          <w:rFonts w:ascii="Arial" w:cs="Arial" w:eastAsia="Arial" w:hAnsi="Arial"/>
+          <w:b w:val="1"/>
+          <w:bCs w:val="1"/>
+          <w:sz w:val="22"/>
+          <w:szCs w:val="22"/>
+        </w:rPr>
+      </w:pPr>
+      <w:r>
+        <w:rPr>
+          <w:rtl w:val="0"/>
+        </w:rPr>
+      </w:r>
+    </w:p>
+    <w:p>
+      <w:pPr>
+        <w:rPr>
+          <w:rFonts w:ascii="Arial" w:cs="Arial" w:eastAsia="Arial" w:hAnsi="Arial"/>
+          <w:b w:val="1"/>
+          <w:bCs w:val="1"/>
+          <w:sz w:val="22"/>
+          <w:szCs w:val="22"/>
+        </w:rPr>
+      </w:pPr>
+      <w:r>
+        <w:rPr>
+          <w:rtl w:val="0"/>
+        </w:rPr>
+      </w:r>
+    </w:p>
+    <w:p>
+      <w:pPr>
+        <w:rPr>
+          <w:rFonts w:ascii="Arial" w:cs="Arial" w:eastAsia="Arial" w:hAnsi="Arial"/>
+          <w:b w:val="1"/>
+          <w:bCs w:val="1"/>
+          <w:sz w:val="22"/>
+          <w:szCs w:val="22"/>
+        </w:rPr>
+      </w:pPr>
+      <w:r>
+        <w:rPr>
+          <w:rtl w:val="0"/>
+        </w:rPr>
+      </w:r>
+    </w:p>
+    <w:p>
+      <w:pPr>
+        <w:rPr>
+          <w:rFonts w:ascii="Arial" w:cs="Arial" w:eastAsia="Arial" w:hAnsi="Arial"/>
+          <w:b w:val="1"/>
+          <w:bCs w:val="1"/>
+          <w:sz w:val="22"/>
+          <w:szCs w:val="22"/>
+        </w:rPr>
+      </w:pPr>
+      <w:r>
+        <w:rPr>
+          <w:rtl w:val="0"/>
+        </w:rPr>
+      </w:r>
+    </w:p>
+    <w:p>
+      <w:pPr>
+        <w:pStyle w:val="Heading2"/>
+        <w:keepNext w:val="0"/>
+        <w:keepLines w:val="0"/>
+        <w:spacing w:after="80" w:before="360" w:lineRule="auto"/>
+        <w:rPr>
+          <w:sz w:val="34"/>
+          <w:szCs w:val="34"/>
+        </w:rPr>
+      </w:pPr>
+      <w:bookmarkStart w:colFirst="0" w:colLast="0" w:name="_1y46t1lw9u2o" w:id="0"/>
+      <w:bookmarkEnd w:id="0"/>
+      <w:r>
+        <w:rPr>
+          <w:sz w:val="34"/>
+          <w:szCs w:val="34"/>
+          <w:rtl w:val="0"/>
+        </w:rPr>
+        <w:t xml:space="preserve">Task 2: Analysis and Specify Software Quality Requirements (20 Marks)</w:t>
+      </w:r>
+    </w:p>
+    <w:p>
+      <w:pPr>
+        <w:spacing w:after="120" w:before="120" w:lineRule="auto"/>
+        <w:rPr>
+          <w:rFonts w:ascii="Arial" w:cs="Arial" w:eastAsia="Arial" w:hAnsi="Arial"/>
+          <w:b w:val="1"/>
+          <w:bCs w:val="1"/>
+          <w:sz w:val="22"/>
+          <w:szCs w:val="22"/>
+        </w:rPr>
+      </w:pPr>
+      <w:r>
+        <w:rPr>
+          <w:rFonts w:ascii="Arial" w:cs="Arial" w:eastAsia="Arial" w:hAnsi="Arial"/>
+          <w:b w:val="1"/>
+          <w:bCs w:val="1"/>
+          <w:sz w:val="22"/>
+          <w:szCs w:val="22"/>
+          <w:rtl w:val="0"/>
+        </w:rPr>
+        <w:t xml:space="preserve">In this task, each member of the team will work as a requirements analyst to produce a document that defines the quality requirements on your subsystem. You are required to submit a document as a part of the coursework submission that defines the quality requirements on ONE functional requirement given in the case study document. The definition of quality requirements should clearly specify the requirements on the following quality attributes.</w:t>
+      </w:r>
+    </w:p>
+    <w:p>
+      <w:pPr>
+        <w:spacing w:before="120" w:lineRule="auto"/>
+        <w:ind w:left="1080" w:hanging="360"/>
+        <w:rPr>
+          <w:rFonts w:ascii="Arial" w:cs="Arial" w:eastAsia="Arial" w:hAnsi="Arial"/>
+          <w:b w:val="1"/>
+          <w:bCs w:val="1"/>
+          <w:sz w:val="22"/>
+          <w:szCs w:val="22"/>
+        </w:rPr>
+      </w:pPr>
+      <w:r>
+        <w:rPr>
+          <w:rFonts w:ascii="Arial" w:cs="Arial" w:eastAsia="Arial" w:hAnsi="Arial"/>
+          <w:b w:val="1"/>
+          <w:bCs w:val="1"/>
+          <w:sz w:val="22"/>
+          <w:szCs w:val="22"/>
+          <w:rtl w:val="0"/>
+        </w:rPr>
+        <w:t xml:space="preserve">·</w:t>
+      </w:r>
+      <w:r>
+        <w:rPr>
+          <w:sz w:val="14"/>
+          <w:szCs w:val="14"/>
+          <w:rtl w:val="0"/>
+        </w:rPr>
+        <w:t xml:space="preserve">         </w:t>
+      </w:r>
+      <w:r>
+        <w:rPr>
+          <w:rFonts w:ascii="Arial" w:cs="Arial" w:eastAsia="Arial" w:hAnsi="Arial"/>
+          <w:b w:val="1"/>
+          <w:bCs w:val="1"/>
+          <w:sz w:val="22"/>
+          <w:szCs w:val="22"/>
+          <w:rtl w:val="0"/>
+        </w:rPr>
+        <w:t xml:space="preserve">Security and Privacy protection</w:t>
+      </w:r>
+    </w:p>
+    <w:p>
+      <w:pPr>
+        <w:ind w:left="1080" w:hanging="360"/>
+        <w:rPr>
+          <w:rFonts w:ascii="Arial" w:cs="Arial" w:eastAsia="Arial" w:hAnsi="Arial"/>
+          <w:b w:val="1"/>
+          <w:bCs w:val="1"/>
+          <w:sz w:val="22"/>
+          <w:szCs w:val="22"/>
+        </w:rPr>
+      </w:pPr>
+      <w:r>
+        <w:rPr>
+          <w:rFonts w:ascii="Arial" w:cs="Arial" w:eastAsia="Arial" w:hAnsi="Arial"/>
+          <w:b w:val="1"/>
+          <w:bCs w:val="1"/>
+          <w:sz w:val="22"/>
+          <w:szCs w:val="22"/>
+          <w:rtl w:val="0"/>
+        </w:rPr>
+        <w:t xml:space="preserve">·</w:t>
+      </w:r>
+      <w:r>
+        <w:rPr>
+          <w:sz w:val="14"/>
+          <w:szCs w:val="14"/>
+          <w:rtl w:val="0"/>
+        </w:rPr>
+        <w:t xml:space="preserve">         </w:t>
+      </w:r>
+      <w:r>
+        <w:rPr>
+          <w:rFonts w:ascii="Arial" w:cs="Arial" w:eastAsia="Arial" w:hAnsi="Arial"/>
+          <w:b w:val="1"/>
+          <w:bCs w:val="1"/>
+          <w:sz w:val="22"/>
+          <w:szCs w:val="22"/>
+          <w:rtl w:val="0"/>
+        </w:rPr>
+        <w:t xml:space="preserve">Performance</w:t>
+      </w:r>
+    </w:p>
+    <w:p>
+      <w:pPr>
+        <w:ind w:left="1080" w:hanging="360"/>
+        <w:rPr>
+          <w:rFonts w:ascii="Arial" w:cs="Arial" w:eastAsia="Arial" w:hAnsi="Arial"/>
+          <w:b w:val="1"/>
+          <w:bCs w:val="1"/>
+          <w:sz w:val="22"/>
+          <w:szCs w:val="22"/>
+        </w:rPr>
+      </w:pPr>
+      <w:r>
+        <w:rPr>
+          <w:rFonts w:ascii="Arial" w:cs="Arial" w:eastAsia="Arial" w:hAnsi="Arial"/>
+          <w:b w:val="1"/>
+          <w:bCs w:val="1"/>
+          <w:sz w:val="22"/>
+          <w:szCs w:val="22"/>
+          <w:rtl w:val="0"/>
+        </w:rPr>
+        <w:t xml:space="preserve">·</w:t>
+      </w:r>
+      <w:r>
+        <w:rPr>
+          <w:sz w:val="14"/>
+          <w:szCs w:val="14"/>
+          <w:rtl w:val="0"/>
+        </w:rPr>
+        <w:t xml:space="preserve">         </w:t>
+      </w:r>
+      <w:r>
+        <w:rPr>
+          <w:rFonts w:ascii="Arial" w:cs="Arial" w:eastAsia="Arial" w:hAnsi="Arial"/>
+          <w:b w:val="1"/>
+          <w:bCs w:val="1"/>
+          <w:sz w:val="22"/>
+          <w:szCs w:val="22"/>
+          <w:rtl w:val="0"/>
+        </w:rPr>
+        <w:t xml:space="preserve">Reliability</w:t>
+      </w:r>
+    </w:p>
+    <w:p>
+      <w:pPr>
+        <w:spacing w:after="120" w:lineRule="auto"/>
+        <w:ind w:left="1080" w:hanging="360"/>
+        <w:rPr>
+          <w:rFonts w:ascii="Arial" w:cs="Arial" w:eastAsia="Arial" w:hAnsi="Arial"/>
+          <w:b w:val="1"/>
+          <w:bCs w:val="1"/>
+          <w:sz w:val="22"/>
+          <w:szCs w:val="22"/>
+        </w:rPr>
+      </w:pPr>
+      <w:r>
+        <w:rPr>
+          <w:rFonts w:ascii="Arial" w:cs="Arial" w:eastAsia="Arial" w:hAnsi="Arial"/>
+          <w:b w:val="1"/>
+          <w:bCs w:val="1"/>
+          <w:sz w:val="22"/>
+          <w:szCs w:val="22"/>
+          <w:rtl w:val="0"/>
+        </w:rPr>
+        <w:t xml:space="preserve">·</w:t>
+      </w:r>
+      <w:r>
+        <w:rPr>
+          <w:sz w:val="14"/>
+          <w:szCs w:val="14"/>
+          <w:rtl w:val="0"/>
+        </w:rPr>
+        <w:t xml:space="preserve">         </w:t>
+      </w:r>
+      <w:r>
+        <w:rPr>
+          <w:rFonts w:ascii="Arial" w:cs="Arial" w:eastAsia="Arial" w:hAnsi="Arial"/>
+          <w:b w:val="1"/>
+          <w:bCs w:val="1"/>
+          <w:sz w:val="22"/>
+          <w:szCs w:val="22"/>
+          <w:rtl w:val="0"/>
+        </w:rPr>
+        <w:t xml:space="preserve">Scalability</w:t>
+      </w:r>
+    </w:p>
+    <w:p>
+      <w:pPr>
+        <w:rPr>
+          <w:rFonts w:ascii="Arial" w:cs="Arial" w:eastAsia="Arial" w:hAnsi="Arial"/>
+          <w:b w:val="1"/>
+          <w:bCs w:val="1"/>
+          <w:sz w:val="22"/>
+          <w:szCs w:val="22"/>
+        </w:rPr>
+      </w:pPr>
+      <w:r>
+        <w:rPr>
+          <w:rtl w:val="0"/>
+        </w:rPr>
+      </w:r>
+    </w:p>
+    <w:p>
+      <w:pPr>
+        <w:pStyle w:val="Heading2"/>
+        <w:keepNext w:val="0"/>
+        <w:keepLines w:val="0"/>
+        <w:spacing w:after="80" w:before="360" w:lineRule="auto"/>
+        <w:rPr>
+          <w:rFonts w:ascii="Times New Roman" w:cs="Times New Roman" w:eastAsia="Times New Roman" w:hAnsi="Times New Roman"/>
+          <w:sz w:val="24"/>
+          <w:szCs w:val="24"/>
+        </w:rPr>
+      </w:pPr>
+      <w:bookmarkStart w:colFirst="0" w:colLast="0" w:name="_ej5eqw3xh0sl" w:id="1"/>
+      <w:bookmarkEnd w:id="1"/>
+      <w:r>
+        <w:rPr>
+          <w:rFonts w:ascii="Times New Roman" w:cs="Times New Roman" w:eastAsia="Times New Roman" w:hAnsi="Times New Roman"/>
+          <w:sz w:val="24"/>
+          <w:szCs w:val="24"/>
+          <w:rtl w:val="0"/>
+        </w:rPr>
+        <w:t xml:space="preserve">1.1</w:t>
+      </w:r>
+      <w:r>
+        <w:rPr>
+          <w:rFonts w:ascii="Times New Roman" w:cs="Times New Roman" w:eastAsia="Times New Roman" w:hAnsi="Times New Roman"/>
+          <w:b w:val="0"/>
+          <w:bCs w:val="0"/>
+          <w:sz w:val="14"/>
+          <w:szCs w:val="14"/>
+          <w:rtl w:val="0"/>
+        </w:rPr>
+        <w:t xml:space="preserve">         </w:t>
+      </w:r>
+      <w:r>
+        <w:rPr>
+          <w:rFonts w:ascii="Times New Roman" w:cs="Times New Roman" w:eastAsia="Times New Roman" w:hAnsi="Times New Roman"/>
+          <w:sz w:val="24"/>
+          <w:szCs w:val="24"/>
+          <w:rtl w:val="0"/>
+        </w:rPr>
+        <w:t xml:space="preserve">Student Mobile Application Subsystem</w:t>
+      </w:r>
+    </w:p>
+    <w:p>
+      <w:pPr>
+        <w:spacing w:after="120" w:before="120" w:lineRule="auto"/>
+        <w:rPr>
+          <w:rFonts w:ascii="Arial" w:cs="Arial" w:eastAsia="Arial" w:hAnsi="Arial"/>
+          <w:b w:val="1"/>
+          <w:bCs w:val="1"/>
+          <w:sz w:val="22"/>
+          <w:szCs w:val="22"/>
+        </w:rPr>
+      </w:pPr>
+      <w:r>
+        <w:rPr>
+          <w:rFonts w:ascii="Arial" w:cs="Arial" w:eastAsia="Arial" w:hAnsi="Arial"/>
+          <w:b w:val="1"/>
+          <w:bCs w:val="1"/>
+          <w:sz w:val="22"/>
+          <w:szCs w:val="22"/>
+          <w:rtl w:val="0"/>
+        </w:rPr>
+        <w:t xml:space="preserve">(1) Authentication &amp; Profile Management</w:t>
+      </w:r>
+    </w:p>
+    <w:p>
+      <w:pPr>
+        <w:spacing w:after="120" w:before="120" w:lineRule="auto"/>
+        <w:rPr>
+          <w:rFonts w:ascii="Arial" w:cs="Arial" w:eastAsia="Arial" w:hAnsi="Arial"/>
+          <w:sz w:val="22"/>
+          <w:szCs w:val="22"/>
+        </w:rPr>
+      </w:pPr>
+      <w:r>
+        <w:rPr>
+          <w:rFonts w:ascii="Arial" w:cs="Arial" w:eastAsia="Arial" w:hAnsi="Arial"/>
+          <w:sz w:val="22"/>
+          <w:szCs w:val="22"/>
+          <w:rtl w:val="0"/>
+        </w:rPr>
+        <w:t xml:space="preserve">FR-ST-1.1 (University SSO Integration): The mobile app shall authenticate students using the university’s Single Sign-On (SSO) identity provider (e.g., SAML 2.0, OAuth 2.0 / OpenID Connect).</w:t>
+      </w:r>
+    </w:p>
+    <w:p>
+      <w:pPr>
+        <w:spacing w:after="120" w:before="120" w:lineRule="auto"/>
+        <w:rPr>
+          <w:rFonts w:ascii="Arial" w:cs="Arial" w:eastAsia="Arial" w:hAnsi="Arial"/>
+          <w:sz w:val="22"/>
+          <w:szCs w:val="22"/>
+        </w:rPr>
+      </w:pPr>
+      <w:r>
+        <w:rPr>
+          <w:rFonts w:ascii="Arial" w:cs="Arial" w:eastAsia="Arial" w:hAnsi="Arial"/>
+          <w:sz w:val="22"/>
+          <w:szCs w:val="22"/>
+          <w:rtl w:val="0"/>
+        </w:rPr>
+        <w:t xml:space="preserve">FR-ST-1.2 (Lifestyle &amp; Compatibility Profiling): The mobile app shall enable students to fill in and update a living-preference profile (e.g., sleep schedule, study habits, cleanliness scale, dietary preferences such as Halal/Vegan for kitchen sharing, and social noise tolerance).</w:t>
+      </w:r>
+    </w:p>
+    <w:p>
+      <w:pPr>
+        <w:rPr>
+          <w:rFonts w:ascii="Arial" w:cs="Arial" w:eastAsia="Arial" w:hAnsi="Arial"/>
+          <w:sz w:val="22"/>
+          <w:szCs w:val="22"/>
+        </w:rPr>
+      </w:pPr>
+      <w:r>
+        <w:rPr>
+          <w:sz w:val="20"/>
+          <w:szCs w:val="20"/>
+          <w:rtl w:val="0"/>
+        </w:rPr>
+        <w:t xml:space="preserve">FR-ST-1.3 (Tenancy Contract Management): The mobile app shall allow students to view their tenancy contract, digitally sign the agreement (e-signature), and download a signed copy as a PDF</w:t>
+      </w:r>
+      <w:r>
+        <w:rPr>
+          <w:rFonts w:ascii="Arial" w:cs="Arial" w:eastAsia="Arial" w:hAnsi="Arial"/>
+          <w:sz w:val="22"/>
+          <w:szCs w:val="22"/>
+          <w:rtl w:val="0"/>
+        </w:rPr>
+        <w:t xml:space="preserve"> </w:t>
+      </w:r>
+    </w:p>
+    <w:p>
+      <w:pPr>
+        <w:rPr>
+          <w:rFonts w:ascii="Arial" w:cs="Arial" w:eastAsia="Arial" w:hAnsi="Arial"/>
+          <w:sz w:val="22"/>
+          <w:szCs w:val="22"/>
+        </w:rPr>
+      </w:pPr>
+      <w:r>
+        <w:rPr>
+          <w:rtl w:val="0"/>
+        </w:rPr>
+      </w:r>
+    </w:p>
+    <w:p>
+      <w:pPr>
+        <w:rPr>
+          <w:rFonts w:ascii="Arial" w:cs="Arial" w:eastAsia="Arial" w:hAnsi="Arial"/>
+          <w:sz w:val="22"/>
+          <w:szCs w:val="22"/>
+        </w:rPr>
+      </w:pPr>
+      <w:r>
+        <w:rPr>
+          <w:rtl w:val="0"/>
+        </w:rPr>
+      </w:r>
+    </w:p>
+    <w:p>
+      <w:pPr>
+        <w:rPr>
+          <w:rFonts w:ascii="Arial" w:cs="Arial" w:eastAsia="Arial" w:hAnsi="Arial"/>
+          <w:b w:val="1"/>
+          <w:bCs w:val="1"/>
+          <w:sz w:val="22"/>
+          <w:szCs w:val="22"/>
+        </w:rPr>
+      </w:pPr>
+      <w:r>
+        <w:rPr>
+          <w:rtl w:val="0"/>
+        </w:rPr>
+      </w:r>
+    </w:p>
+    <w:p>
+      <w:pPr>
+        <w:rPr>
+          <w:rFonts w:ascii="Arial" w:cs="Arial" w:eastAsia="Arial" w:hAnsi="Arial"/>
+          <w:b w:val="1"/>
+          <w:bCs w:val="1"/>
+          <w:sz w:val="22"/>
+          <w:szCs w:val="22"/>
+        </w:rPr>
+      </w:pPr>
+      <w:r>
+        <w:rPr>
+          <w:rtl w:val="0"/>
+        </w:rPr>
+      </w:r>
+    </w:p>
+    <w:p>
+      <w:pPr>
+        <w:rPr>
+          <w:rFonts w:ascii="Arial" w:cs="Arial" w:eastAsia="Arial" w:hAnsi="Arial"/>
+          <w:b w:val="1"/>
+          <w:bCs w:val="1"/>
+          <w:sz w:val="22"/>
+          <w:szCs w:val="22"/>
+        </w:rPr>
+      </w:pPr>
+      <w:r>
+        <w:rPr>
+          <w:rtl w:val="0"/>
+        </w:rPr>
+      </w:r>
+    </w:p>
+    <w:p>
+      <w:pPr>
+        <w:rPr>
+          <w:rFonts w:ascii="Arial" w:cs="Arial" w:eastAsia="Arial" w:hAnsi="Arial"/>
+          <w:b w:val="1"/>
+          <w:bCs w:val="1"/>
+          <w:sz w:val="22"/>
+          <w:szCs w:val="22"/>
+        </w:rPr>
+      </w:pPr>
+      <w:r>
+        <w:rPr>
+          <w:rtl w:val="0"/>
+        </w:rPr>
+      </w:r>
+    </w:p>
+    <w:p>
+      <w:pPr>
+        <w:rPr>
+          <w:rFonts w:ascii="Arial" w:cs="Arial" w:eastAsia="Arial" w:hAnsi="Arial"/>
+          <w:b w:val="1"/>
+          <w:bCs w:val="1"/>
+          <w:sz w:val="22"/>
+          <w:szCs w:val="22"/>
+        </w:rPr>
+      </w:pPr>
+      <w:r>
+        <w:rPr>
+          <w:rtl w:val="0"/>
+        </w:rPr>
+      </w:r>
+    </w:p>
+    <w:p>
+      <w:pPr>
+        <w:rPr>
+          <w:rFonts w:ascii="Arial" w:cs="Arial" w:eastAsia="Arial" w:hAnsi="Arial"/>
+          <w:b w:val="1"/>
+          <w:bCs w:val="1"/>
+          <w:sz w:val="22"/>
+          <w:szCs w:val="22"/>
+        </w:rPr>
+      </w:pPr>
+      <w:r>
+        <w:rPr>
+          <w:rtl w:val="0"/>
+        </w:rPr>
+      </w:r>
+    </w:p>
+    <w:p>
+      <w:pPr>
+        <w:rPr>
+          <w:rFonts w:ascii="Arial" w:cs="Arial" w:eastAsia="Arial" w:hAnsi="Arial"/>
+          <w:b w:val="1"/>
+          <w:bCs w:val="1"/>
+          <w:sz w:val="22"/>
+          <w:szCs w:val="22"/>
+        </w:rPr>
+      </w:pPr>
+      <w:r>
+        <w:rPr>
+          <w:rtl w:val="0"/>
+        </w:rPr>
+      </w:r>
+    </w:p>
+    <w:p>
+      <w:pPr>
+        <w:rPr>
+          <w:rFonts w:ascii="Arial" w:cs="Arial" w:eastAsia="Arial" w:hAnsi="Arial"/>
+          <w:b w:val="1"/>
+          <w:bCs w:val="1"/>
+          <w:sz w:val="22"/>
+          <w:szCs w:val="22"/>
+        </w:rPr>
+      </w:pPr>
+      <w:r>
+        <w:rPr>
+          <w:rtl w:val="0"/>
+        </w:rPr>
+      </w:r>
+    </w:p>
+    <w:p>
+      <w:pPr>
+        <w:rPr>
+          <w:rFonts w:ascii="Arial" w:cs="Arial" w:eastAsia="Arial" w:hAnsi="Arial"/>
+          <w:b w:val="1"/>
+          <w:bCs w:val="1"/>
+          <w:sz w:val="22"/>
+          <w:szCs w:val="22"/>
+        </w:rPr>
+      </w:pPr>
+      <w:r>
+        <w:rPr>
+          <w:rtl w:val="0"/>
+        </w:rPr>
+      </w:r>
+    </w:p>
+    <w:p>
+      <w:pPr>
+        <w:rPr>
+          <w:rFonts w:ascii="Arial" w:cs="Arial" w:eastAsia="Arial" w:hAnsi="Arial"/>
+          <w:b w:val="1"/>
+          <w:bCs w:val="1"/>
+          <w:sz w:val="22"/>
+          <w:szCs w:val="22"/>
+        </w:rPr>
+      </w:pPr>
+      <w:r>
+        <w:rPr>
+          <w:rtl w:val="0"/>
+        </w:rPr>
+      </w:r>
+    </w:p>
+    <w:p>
+      <w:pPr>
+        <w:rPr>
+          <w:rFonts w:ascii="Arial" w:cs="Arial" w:eastAsia="Arial" w:hAnsi="Arial"/>
+          <w:b w:val="1"/>
+          <w:bCs w:val="1"/>
+          <w:sz w:val="22"/>
+          <w:szCs w:val="22"/>
+        </w:rPr>
+      </w:pPr>
+      <w:r>
+        <w:rPr>
+          <w:rtl w:val="0"/>
+        </w:rPr>
+      </w:r>
+    </w:p>
+    <w:p>
+      <w:pPr>
+        <w:rPr>
+          <w:rFonts w:ascii="Arial" w:cs="Arial" w:eastAsia="Arial" w:hAnsi="Arial"/>
+          <w:b w:val="1"/>
+          <w:bCs w:val="1"/>
+          <w:sz w:val="22"/>
+          <w:szCs w:val="22"/>
+        </w:rPr>
+      </w:pPr>
+      <w:r>
+        <w:rPr>
+          <w:rtl w:val="0"/>
+        </w:rPr>
+      </w:r>
+    </w:p>
+    <w:p>
+      <w:pPr>
+        <w:rPr>
+          <w:rFonts w:ascii="Arial" w:cs="Arial" w:eastAsia="Arial" w:hAnsi="Arial"/>
+          <w:b w:val="1"/>
+          <w:bCs w:val="1"/>
+          <w:sz w:val="22"/>
+          <w:szCs w:val="22"/>
+        </w:rPr>
+      </w:pPr>
+      <w:r>
+        <w:rPr>
+          <w:rtl w:val="0"/>
+        </w:rPr>
+      </w:r>
+    </w:p>
+    <w:p>
+      <w:pPr>
+        <w:rPr>
+          <w:rFonts w:ascii="Arial" w:cs="Arial" w:eastAsia="Arial" w:hAnsi="Arial"/>
+          <w:b w:val="1"/>
+          <w:bCs w:val="1"/>
+          <w:sz w:val="22"/>
+          <w:szCs w:val="22"/>
+        </w:rPr>
+      </w:pPr>
+      <w:r>
+        <w:rPr>
+          <w:rtl w:val="0"/>
+        </w:rPr>
+      </w:r>
+    </w:p>
+    <w:p>
+      <w:pPr>
+        <w:rPr>
+          <w:rFonts w:ascii="Arial" w:cs="Arial" w:eastAsia="Arial" w:hAnsi="Arial"/>
+          <w:b w:val="1"/>
+          <w:bCs w:val="1"/>
+          <w:sz w:val="22"/>
+          <w:szCs w:val="22"/>
+        </w:rPr>
+      </w:pPr>
+      <w:r>
+        <w:rPr>
+          <w:rtl w:val="0"/>
+        </w:rPr>
+      </w:r>
+    </w:p>
+    <w:p>
+      <w:pPr>
+        <w:rPr>
+          <w:rFonts w:ascii="Arial" w:cs="Arial" w:eastAsia="Arial" w:hAnsi="Arial"/>
+          <w:b w:val="1"/>
+          <w:bCs w:val="1"/>
+          <w:sz w:val="22"/>
+          <w:szCs w:val="22"/>
+        </w:rPr>
+      </w:pPr>
+      <w:r>
+        <w:rPr>
+          <w:rtl w:val="0"/>
+        </w:rPr>
+      </w:r>
+    </w:p>
+    <w:p>
+      <w:pPr>
+        <w:rPr>
+          <w:rFonts w:ascii="Arial" w:cs="Arial" w:eastAsia="Arial" w:hAnsi="Arial"/>
+          <w:b w:val="1"/>
+          <w:bCs w:val="1"/>
+          <w:sz w:val="22"/>
+          <w:szCs w:val="22"/>
+        </w:rPr>
+      </w:pPr>
+      <w:r>
+        <w:rPr>
+          <w:rtl w:val="0"/>
+        </w:rPr>
+      </w:r>
+    </w:p>
+    <w:p>
+      <w:pPr>
+        <w:rPr>
+          <w:rFonts w:ascii="Arial" w:cs="Arial" w:eastAsia="Arial" w:hAnsi="Arial"/>
+          <w:b w:val="1"/>
+          <w:bCs w:val="1"/>
+          <w:sz w:val="22"/>
+          <w:szCs w:val="22"/>
+        </w:rPr>
+      </w:pPr>
+      <w:r>
+        <w:rPr>
+          <w:rtl w:val="0"/>
+        </w:rPr>
+      </w:r>
+    </w:p>
+    <w:p>
+      <w:pPr>
+        <w:rPr>
+          <w:rFonts w:ascii="Arial" w:cs="Arial" w:eastAsia="Arial" w:hAnsi="Arial"/>
+          <w:b w:val="1"/>
+          <w:bCs w:val="1"/>
+          <w:sz w:val="22"/>
+          <w:szCs w:val="22"/>
+        </w:rPr>
+      </w:pPr>
+      <w:r>
+        <w:rPr>
+          <w:rtl w:val="0"/>
+        </w:rPr>
+      </w:r>
+    </w:p>
+    <w:p>
+      <w:pPr>
+        <w:rPr>
+          <w:rFonts w:ascii="Arial" w:cs="Arial" w:eastAsia="Arial" w:hAnsi="Arial"/>
+          <w:b w:val="1"/>
+          <w:bCs w:val="1"/>
+          <w:sz w:val="22"/>
+          <w:szCs w:val="22"/>
+        </w:rPr>
+      </w:pPr>
+      <w:r>
+        <w:rPr>
+          <w:rtl w:val="0"/>
+        </w:rPr>
+      </w:r>
+    </w:p>
+    <w:p>
+      <w:pPr>
+        <w:rPr>
+          <w:rFonts w:ascii="Arial" w:cs="Arial" w:eastAsia="Arial" w:hAnsi="Arial"/>
+          <w:b w:val="1"/>
+          <w:bCs w:val="1"/>
+          <w:sz w:val="22"/>
+          <w:szCs w:val="22"/>
+        </w:rPr>
+      </w:pPr>
+      <w:r>
+        <w:rPr>
+          <w:rtl w:val="0"/>
+        </w:rPr>
+      </w:r>
+    </w:p>
+    <w:p>
+      <w:pPr>
+        <w:rPr>
+          <w:rFonts w:ascii="Arial" w:cs="Arial" w:eastAsia="Arial" w:hAnsi="Arial"/>
+          <w:b w:val="1"/>
+          <w:bCs w:val="1"/>
+          <w:sz w:val="22"/>
+          <w:szCs w:val="22"/>
+        </w:rPr>
+      </w:pPr>
+      <w:r>
+        <w:rPr>
+          <w:rtl w:val="0"/>
+        </w:rPr>
+      </w:r>
+    </w:p>
+    <w:p>
+      <w:pPr>
+        <w:rPr>
+          <w:rFonts w:ascii="Arial" w:cs="Arial" w:eastAsia="Arial" w:hAnsi="Arial"/>
+          <w:b w:val="1"/>
+          <w:bCs w:val="1"/>
+          <w:sz w:val="22"/>
+          <w:szCs w:val="22"/>
+        </w:rPr>
+      </w:pPr>
+      <w:r>
+        <w:rPr>
+          <w:rtl w:val="0"/>
+        </w:rPr>
+      </w:r>
+    </w:p>
+    <w:p>
+      <w:pPr>
+        <w:rPr>
+          <w:rFonts w:ascii="Arial" w:cs="Arial" w:eastAsia="Arial" w:hAnsi="Arial"/>
+          <w:b w:val="1"/>
+          <w:bCs w:val="1"/>
+          <w:sz w:val="22"/>
+          <w:szCs w:val="22"/>
+        </w:rPr>
+      </w:pPr>
+      <w:r>
+        <w:rPr>
+          <w:rtl w:val="0"/>
+        </w:rPr>
+      </w:r>
+    </w:p>
+    <w:p>
+      <w:pPr>
+        <w:rPr>
+          <w:rFonts w:ascii="Arial" w:cs="Arial" w:eastAsia="Arial" w:hAnsi="Arial"/>
+          <w:b w:val="1"/>
+          <w:bCs w:val="1"/>
+          <w:sz w:val="22"/>
+          <w:szCs w:val="22"/>
+        </w:rPr>
+      </w:pPr>
+      <w:r>
+        <w:rPr>
+          <w:rtl w:val="0"/>
+        </w:rPr>
+      </w:r>
+    </w:p>
+    <w:p>
+      <w:pPr>
+        <w:rPr>
+          <w:rFonts w:ascii="Arial" w:cs="Arial" w:eastAsia="Arial" w:hAnsi="Arial"/>
+          <w:b w:val="1"/>
+          <w:bCs w:val="1"/>
+          <w:sz w:val="22"/>
+          <w:szCs w:val="22"/>
+        </w:rPr>
+      </w:pPr>
+      <w:r>
+        <w:rPr>
+          <w:rtl w:val="0"/>
+        </w:rPr>
+      </w:r>
+    </w:p>
+    <w:p>
+      <w:pPr>
+        <w:rPr>
+          <w:rFonts w:ascii="Arial" w:cs="Arial" w:eastAsia="Arial" w:hAnsi="Arial"/>
+          <w:b w:val="1"/>
+          <w:bCs w:val="1"/>
+          <w:sz w:val="22"/>
+          <w:szCs w:val="22"/>
+        </w:rPr>
+      </w:pPr>
+      <w:r>
+        <w:rPr>
+          <w:rtl w:val="0"/>
+        </w:rPr>
+      </w:r>
+    </w:p>
+    <w:p>
+      <w:pPr>
+        <w:rPr>
+          <w:rFonts w:ascii="Arial" w:cs="Arial" w:eastAsia="Arial" w:hAnsi="Arial"/>
+          <w:b w:val="1"/>
+          <w:bCs w:val="1"/>
+          <w:sz w:val="22"/>
+          <w:szCs w:val="22"/>
+        </w:rPr>
+      </w:pPr>
+      <w:r>
+        <w:rPr>
+          <w:rtl w:val="0"/>
+        </w:rPr>
+      </w:r>
+    </w:p>
+    <w:p>
+      <w:pPr>
+        <w:rPr>
+          <w:rFonts w:ascii="Arial" w:cs="Arial" w:eastAsia="Arial" w:hAnsi="Arial"/>
+          <w:b w:val="1"/>
+          <w:bCs w:val="1"/>
+          <w:sz w:val="22"/>
+          <w:szCs w:val="22"/>
+        </w:rPr>
+      </w:pPr>
+      <w:r>
+        <w:rPr>
+          <w:rtl w:val="0"/>
+        </w:rPr>
+      </w:r>
+    </w:p>
+    <w:p>
+      <w:pPr>
+        <w:rPr>
+          <w:rFonts w:ascii="Arial" w:cs="Arial" w:eastAsia="Arial" w:hAnsi="Arial"/>
+          <w:b w:val="1"/>
+          <w:bCs w:val="1"/>
+          <w:sz w:val="22"/>
+          <w:szCs w:val="22"/>
+        </w:rPr>
+      </w:pPr>
+      <w:r>
+        <w:rPr>
+          <w:rtl w:val="0"/>
+        </w:rPr>
+      </w:r>
+    </w:p>
+    <w:p>
+      <w:pPr>
+        <w:rPr>
+          <w:rFonts w:ascii="Arial" w:cs="Arial" w:eastAsia="Arial" w:hAnsi="Arial"/>
+          <w:b w:val="1"/>
+          <w:bCs w:val="1"/>
+          <w:sz w:val="22"/>
+          <w:szCs w:val="22"/>
+        </w:rPr>
+      </w:pPr>
+      <w:r>
+        <w:rPr>
+          <w:rFonts w:ascii="Arial" w:cs="Arial" w:eastAsia="Arial" w:hAnsi="Arial"/>
+          <w:b w:val="1"/>
+          <w:bCs w:val="1"/>
+          <w:sz w:val="22"/>
+          <w:szCs w:val="22"/>
+          <w:rtl w:val="0"/>
+        </w:rPr>
+        <w:t xml:space="preserve">Security and privacy protection</w:t>
+      </w:r>
+    </w:p>
+    <w:p>
+      <w:pPr>
+        <w:rPr>
+          <w:rFonts w:ascii="Arial" w:cs="Arial" w:eastAsia="Arial" w:hAnsi="Arial"/>
+          <w:sz w:val="22"/>
+          <w:szCs w:val="22"/>
+        </w:rPr>
+      </w:pPr>
+      <w:r>
+        <w:rPr>
+          <w:rFonts w:ascii="Arial" w:cs="Arial" w:eastAsia="Arial" w:hAnsi="Arial"/>
+          <w:sz w:val="22"/>
+          <w:szCs w:val="22"/>
+          <w:rtl w:val="0"/>
+        </w:rPr>
+        <w:t xml:space="preserve">The user’s registration, single sign-on authentication, and profile data can only be created, viewed, modified and deleted according to strict permissions based on user types.</w:t>
+        <w:br w:type="textWrapping"/>
+        <w:t xml:space="preserve">A user’s lifestyle &amp; compatibility profile data(including sleep schedule, study habits etc) can only be:</w:t>
+        <w:br w:type="textWrapping"/>
+        <w:tab/>
+        <w:t xml:space="preserve">-Created by the user who owns the account</w:t>
+        <w:br w:type="textWrapping"/>
+        <w:tab/>
+        <w:t xml:space="preserve">-Viewed by the user who owns the account</w:t>
+        <w:br w:type="textWrapping"/>
+        <w:tab/>
+        <w:t xml:space="preserve">-modified/deleted by the user who created the profile</w:t>
+        <w:br w:type="textWrapping"/>
+        <w:t xml:space="preserve">A university tenancy contract agreement can only be:</w:t>
+        <w:br w:type="textWrapping"/>
+        <w:tab/>
+        <w:t xml:space="preserve">-viewed by the user holding the contract and staff members of the uni accommodation office</w:t>
+        <w:br w:type="textWrapping"/>
+        <w:tab/>
+        <w:t xml:space="preserve">-signed digitally by the user holding the contract</w:t>
+        <w:br w:type="textWrapping"/>
+        <w:tab/>
+        <w:t xml:space="preserve">-downloaded as a pdf by the user holding the contract and staff members of uni accom office</w:t>
+      </w:r>
+    </w:p>
+    <w:p>
+      <w:pPr>
+        <w:rPr>
+          <w:rFonts w:ascii="Arial" w:cs="Arial" w:eastAsia="Arial" w:hAnsi="Arial"/>
+          <w:sz w:val="22"/>
+          <w:szCs w:val="22"/>
+        </w:rPr>
+      </w:pPr>
+      <w:r>
+        <w:rPr>
+          <w:rFonts w:ascii="Arial" w:cs="Arial" w:eastAsia="Arial" w:hAnsi="Arial"/>
+          <w:sz w:val="22"/>
+          <w:szCs w:val="22"/>
+          <w:rtl w:val="0"/>
+        </w:rPr>
+        <w:t xml:space="preserve">System communication data can only be:</w:t>
+        <w:br w:type="textWrapping"/>
+        <w:tab/>
+        <w:t xml:space="preserve">-Transmitted over the latest version of transport layer security passing between the mobile app,</w:t>
+      </w:r>
+    </w:p>
+    <w:p>
+      <w:pPr>
+        <w:rPr>
+          <w:rFonts w:ascii="Arial" w:cs="Arial" w:eastAsia="Arial" w:hAnsi="Arial"/>
+          <w:sz w:val="22"/>
+          <w:szCs w:val="22"/>
+        </w:rPr>
+      </w:pPr>
+      <w:r>
+        <w:rPr>
+          <w:rFonts w:ascii="Arial" w:cs="Arial" w:eastAsia="Arial" w:hAnsi="Arial"/>
+          <w:sz w:val="22"/>
+          <w:szCs w:val="22"/>
+          <w:rtl w:val="0"/>
+        </w:rPr>
+        <w:tab/>
+        <w:t xml:space="preserve">Uniform cloud gateway and the university’s identity provider.</w:t>
+        <w:br w:type="textWrapping"/>
+        <w:tab/>
+        <w:t xml:space="preserve">-Incomming requests using weak, outdated protocols must be blocked automatically by the cloud </w:t>
+      </w:r>
+    </w:p>
+    <w:p>
+      <w:pPr>
+        <w:rPr>
+          <w:rFonts w:ascii="Arial" w:cs="Arial" w:eastAsia="Arial" w:hAnsi="Arial"/>
+          <w:sz w:val="22"/>
+          <w:szCs w:val="22"/>
+        </w:rPr>
+      </w:pPr>
+      <w:r>
+        <w:rPr>
+          <w:rFonts w:ascii="Arial" w:cs="Arial" w:eastAsia="Arial" w:hAnsi="Arial"/>
+          <w:sz w:val="22"/>
+          <w:szCs w:val="22"/>
+          <w:rtl w:val="0"/>
+        </w:rPr>
+        <w:tab/>
+        <w:t xml:space="preserve">gateway</w:t>
+      </w:r>
+    </w:p>
+    <w:p>
+      <w:pPr>
+        <w:rPr>
+          <w:rFonts w:ascii="Arial" w:cs="Arial" w:eastAsia="Arial" w:hAnsi="Arial"/>
+          <w:sz w:val="22"/>
+          <w:szCs w:val="22"/>
+        </w:rPr>
+      </w:pPr>
+      <w:r>
+        <w:rPr>
+          <w:rFonts w:ascii="Arial" w:cs="Arial" w:eastAsia="Arial" w:hAnsi="Arial"/>
+          <w:sz w:val="22"/>
+          <w:szCs w:val="22"/>
+          <w:rtl w:val="0"/>
+        </w:rPr>
+        <w:br w:type="textWrapping"/>
+      </w:r>
+    </w:p>
+    <w:p>
+      <w:pPr>
+        <w:rPr>
+          <w:rFonts w:ascii="Arial" w:cs="Arial" w:eastAsia="Arial" w:hAnsi="Arial"/>
+          <w:sz w:val="22"/>
+          <w:szCs w:val="22"/>
+        </w:rPr>
+      </w:pPr>
+      <w:r>
+        <w:rPr>
+          <w:rFonts w:ascii="Arial" w:cs="Arial" w:eastAsia="Arial" w:hAnsi="Arial"/>
+          <w:b w:val="1"/>
+          <w:bCs w:val="1"/>
+          <w:sz w:val="22"/>
+          <w:szCs w:val="22"/>
+          <w:rtl w:val="0"/>
+        </w:rPr>
+        <w:t xml:space="preserve">Performance</w:t>
+      </w:r>
+      <w:r>
+        <w:rPr>
+          <w:rFonts w:ascii="Arial" w:cs="Arial" w:eastAsia="Arial" w:hAnsi="Arial"/>
+          <w:sz w:val="22"/>
+          <w:szCs w:val="22"/>
+          <w:rtl w:val="0"/>
+        </w:rPr>
+        <w:br w:type="textWrapping"/>
+        <w:t xml:space="preserve">End-to-end processing time for local session setup must not exceed 200 milliseconds, measured from the moment the university’s login system sends the login authorization back to the mobile app until the student dashboard becomes fully interactive.</w:t>
+        <w:br w:type="textWrapping"/>
+        <w:t xml:space="preserve">When the user taps the login button, the app must initiate a secure web window and load the university’s login page within 2 seconds over a standard 4/5g connection.</w:t>
+      </w:r>
+    </w:p>
+    <w:p>
+      <w:pPr>
+        <w:rPr>
+          <w:rFonts w:ascii="Arial" w:cs="Arial" w:eastAsia="Arial" w:hAnsi="Arial"/>
+          <w:sz w:val="22"/>
+          <w:szCs w:val="22"/>
+        </w:rPr>
+      </w:pPr>
+      <w:r>
+        <w:rPr>
+          <w:rtl w:val="0"/>
+        </w:rPr>
+      </w:r>
+    </w:p>
+    <w:p>
+      <w:pPr>
+        <w:rPr>
+          <w:rFonts w:ascii="Arial" w:cs="Arial" w:eastAsia="Arial" w:hAnsi="Arial"/>
+          <w:sz w:val="22"/>
+          <w:szCs w:val="22"/>
+        </w:rPr>
+      </w:pPr>
+      <w:r>
+        <w:rPr>
+          <w:rtl w:val="0"/>
+        </w:rPr>
+      </w:r>
+    </w:p>
+    <w:p>
+      <w:pPr>
+        <w:rPr>
+          <w:rFonts w:ascii="Arial" w:cs="Arial" w:eastAsia="Arial" w:hAnsi="Arial"/>
+          <w:sz w:val="22"/>
+          <w:szCs w:val="22"/>
+        </w:rPr>
+      </w:pPr>
+      <w:r>
+        <w:rPr>
+          <w:rFonts w:ascii="Arial" w:cs="Arial" w:eastAsia="Arial" w:hAnsi="Arial"/>
+          <w:b w:val="1"/>
+          <w:bCs w:val="1"/>
+          <w:sz w:val="22"/>
+          <w:szCs w:val="22"/>
+          <w:rtl w:val="0"/>
+        </w:rPr>
+        <w:t xml:space="preserve">Reliability</w:t>
+      </w:r>
+      <w:r>
+        <w:rPr>
+          <w:rFonts w:ascii="Arial" w:cs="Arial" w:eastAsia="Arial" w:hAnsi="Arial"/>
+          <w:sz w:val="22"/>
+          <w:szCs w:val="22"/>
+          <w:rtl w:val="0"/>
+        </w:rPr>
+        <w:br w:type="textWrapping"/>
+        <w:t xml:space="preserve">Failure rate: The uniform student subsystem should operate continuously with a login and contract service failure rate lower than 5 times a year of operation</w:t>
+      </w:r>
+    </w:p>
+    <w:p>
+      <w:pPr>
+        <w:rPr>
+          <w:rFonts w:ascii="Arial" w:cs="Arial" w:eastAsia="Arial" w:hAnsi="Arial"/>
+          <w:sz w:val="22"/>
+          <w:szCs w:val="22"/>
+        </w:rPr>
+      </w:pPr>
+      <w:r>
+        <w:rPr>
+          <w:rtl w:val="0"/>
+        </w:rPr>
+      </w:r>
+    </w:p>
+    <w:p>
+      <w:pPr>
+        <w:rPr>
+          <w:rFonts w:ascii="Arial" w:cs="Arial" w:eastAsia="Arial" w:hAnsi="Arial"/>
+          <w:sz w:val="22"/>
+          <w:szCs w:val="22"/>
+        </w:rPr>
+      </w:pPr>
+      <w:r>
+        <w:rPr>
+          <w:rFonts w:ascii="Arial" w:cs="Arial" w:eastAsia="Arial" w:hAnsi="Arial"/>
+          <w:sz w:val="22"/>
+          <w:szCs w:val="22"/>
+          <w:rtl w:val="0"/>
+        </w:rPr>
+        <w:t xml:space="preserve">Mean time to recovery: When a failure occurs, the student subsystem should on average recover to normal operation in no more than 15 minutes</w:t>
+        <w:br w:type="textWrapping"/>
+        <w:br w:type="textWrapping"/>
+        <w:t xml:space="preserve">Availability: the student subsystem should have 99.9% availability, meaning it should not be out of service for more than 8.7 hours a year. This ensures students can reliably access digital keys and contract paperwork at any hour.</w:t>
+      </w:r>
+    </w:p>
+    <w:p>
+      <w:pPr>
+        <w:rPr>
+          <w:rFonts w:ascii="Arial" w:cs="Arial" w:eastAsia="Arial" w:hAnsi="Arial"/>
+          <w:sz w:val="22"/>
+          <w:szCs w:val="22"/>
+        </w:rPr>
+      </w:pPr>
+      <w:r>
+        <w:rPr>
+          <w:rFonts w:ascii="Arial" w:cs="Arial" w:eastAsia="Arial" w:hAnsi="Arial"/>
+          <w:sz w:val="22"/>
+          <w:szCs w:val="22"/>
+          <w:rtl w:val="0"/>
+        </w:rPr>
+        <w:br w:type="textWrapping"/>
+      </w:r>
+    </w:p>
+    <w:p>
+      <w:pPr>
+        <w:rPr>
+          <w:rFonts w:ascii="Arial" w:cs="Arial" w:eastAsia="Arial" w:hAnsi="Arial"/>
+          <w:sz w:val="22"/>
+          <w:szCs w:val="22"/>
+        </w:rPr>
+      </w:pPr>
+      <w:r>
+        <w:rPr>
+          <w:rFonts w:ascii="Arial" w:cs="Arial" w:eastAsia="Arial" w:hAnsi="Arial"/>
+          <w:b w:val="1"/>
+          <w:bCs w:val="1"/>
+          <w:sz w:val="22"/>
+          <w:szCs w:val="22"/>
+          <w:rtl w:val="0"/>
+        </w:rPr>
+        <w:t xml:space="preserve">Scalability</w:t>
+      </w:r>
+      <w:r>
+        <w:rPr>
+          <w:rFonts w:ascii="Arial" w:cs="Arial" w:eastAsia="Arial" w:hAnsi="Arial"/>
+          <w:sz w:val="22"/>
+          <w:szCs w:val="22"/>
+          <w:rtl w:val="0"/>
+        </w:rPr>
+        <w:br w:type="textWrapping"/>
+        <w:t xml:space="preserve">The system should enable around 50,000 students to be registered.</w:t>
+        <w:br w:type="textWrapping"/>
+        <w:t xml:space="preserve">During university welcome weeks and accommodation move-in day, the system should be able to process 10,000 concurrent student logins and 3,000 profile updates per hour at the peak high-traffic hours.</w:t>
       </w:r>
     </w:p>
     <w:sectPr>
@@ -3541,6 +5529,11 @@
       <w:sz w:val="48"/>
       <w:szCs w:val="48"/>
     </w:rPr>
+  </w:style>
+  <w:style w:type="paragraph" w:styleId="TableofFigures">
+    <w:name w:val="table of figures"/>
+    <w:basedOn w:val="Normal"/>
+    <w:next w:val="Normal"/>
   </w:style>
   <w:style w:type="table" w:styleId="Table1">
     <w:basedOn w:val="TableNormal"/>
